--- a/Coding 1 - year/Unit 1 - Intro to Programming/Daily Lesson Plans/Word/Day 6.docx
+++ b/Coding 1 - year/Unit 1 - Intro to Programming/Daily Lesson Plans/Word/Day 6.docx
@@ -50,12 +50,15 @@
               </w:rPr>
               <w:t xml:space="preserve">Coding I — Full Year</w:t>
             </w:r>
-          </w:p>
-          <w:p>
-            <w:pPr>
-              <w:spacing w:before="40"/>
-              <w:jc w:val="center"/>
-            </w:pPr>
+            <w:r>
+              <w:rPr>
+                <w:rFonts w:ascii="Arial" w:cs="Arial" w:eastAsia="Arial" w:hAnsi="Arial"/>
+                <w:sz w:val="16"/>
+                <w:szCs w:val="16"/>
+              </w:rPr>
+              <w:br/>
+              <w:t xml:space="preserve"/>
+            </w:r>
             <w:r>
               <w:rPr>
                 <w:rFonts w:ascii="Arial" w:cs="Arial" w:eastAsia="Arial" w:hAnsi="Arial"/>
@@ -83,7 +86,7 @@
           <w:rFonts w:ascii="Arial" w:cs="Arial" w:eastAsia="Arial" w:hAnsi="Arial"/>
           <w:b/>
           <w:bCs/>
-          <w:color w:val="1F3864"/>
+          <w:color w:val="2B5797"/>
           <w:sz w:val="32"/>
           <w:szCs w:val="32"/>
         </w:rPr>
@@ -261,9 +264,9 @@
               <w:right w:val="single" w:color="CCCCCC" w:sz="1"/>
             </w:tcBorders>
             <w:tcMar>
-              <w:top w:type="dxa" w:w="60"/>
+              <w:top w:type="dxa" w:w="80"/>
               <w:left w:type="dxa" w:w="120"/>
-              <w:bottom w:type="dxa" w:w="60"/>
+              <w:bottom w:type="dxa" w:w="80"/>
               <w:right w:type="dxa" w:w="120"/>
             </w:tcMar>
           </w:tcPr>
@@ -290,20 +293,213 @@
               <w:right w:val="single" w:color="CCCCCC" w:sz="1"/>
             </w:tcBorders>
             <w:tcMar>
-              <w:top w:type="dxa" w:w="60"/>
+              <w:top w:type="dxa" w:w="80"/>
               <w:left w:type="dxa" w:w="120"/>
-              <w:bottom w:type="dxa" w:w="60"/>
+              <w:bottom w:type="dxa" w:w="80"/>
               <w:right w:type="dxa" w:w="120"/>
             </w:tcMar>
           </w:tcPr>
           <w:p>
-            <w:r>
-              <w:rPr>
-                <w:rFonts w:ascii="Arial" w:cs="Arial" w:eastAsia="Arial" w:hAnsi="Arial"/>
-                <w:sz w:val="20"/>
-                <w:szCs w:val="20"/>
+            <w:pPr>
+              <w:spacing w:after="80" w:before="80"/>
+            </w:pPr>
+            <w:r>
+              <w:rPr>
+                <w:rFonts w:ascii="Arial" w:cs="Arial" w:eastAsia="Arial" w:hAnsi="Arial"/>
+                <w:b/>
+                <w:bCs/>
+                <w:i w:val="false"/>
+                <w:iCs w:val="false"/>
+                <w:color w:val="000000"/>
+                <w:sz w:val="22"/>
+                <w:szCs w:val="22"/>
               </w:rPr>
               <w:t xml:space="preserve">Bell Ringer / Review</w:t>
+            </w:r>
+            <w:r>
+              <w:rPr>
+                <w:rFonts w:ascii="Arial" w:cs="Arial" w:eastAsia="Arial" w:hAnsi="Arial"/>
+                <w:sz w:val="20"/>
+                <w:szCs w:val="20"/>
+              </w:rPr>
+              <w:br/>
+              <w:t xml:space="preserve"/>
+            </w:r>
+            <w:r>
+              <w:rPr>
+                <w:rFonts w:ascii="Arial" w:cs="Arial" w:eastAsia="Arial" w:hAnsi="Arial"/>
+                <w:sz w:val="20"/>
+                <w:szCs w:val="20"/>
+              </w:rPr>
+              <w:br/>
+              <w:t xml:space="preserve"/>
+            </w:r>
+            <w:r>
+              <w:rPr>
+                <w:rFonts w:ascii="Arial" w:cs="Arial" w:eastAsia="Arial" w:hAnsi="Arial"/>
+                <w:b/>
+                <w:bCs/>
+                <w:i w:val="false"/>
+                <w:iCs w:val="false"/>
+                <w:color w:val="000000"/>
+                <w:sz w:val="20"/>
+                <w:szCs w:val="20"/>
+              </w:rPr>
+              <w:t xml:space="preserve">Quick Write </w:t>
+            </w:r>
+            <w:r>
+              <w:rPr>
+                <w:rFonts w:ascii="Arial" w:cs="Arial" w:eastAsia="Arial" w:hAnsi="Arial"/>
+                <w:b w:val="false"/>
+                <w:bCs w:val="false"/>
+                <w:i w:val="false"/>
+                <w:iCs w:val="false"/>
+                <w:color w:val="000000"/>
+                <w:sz w:val="20"/>
+                <w:szCs w:val="20"/>
+              </w:rPr>
+              <w:t xml:space="preserve">(3 min — written or verbal):</w:t>
+            </w:r>
+            <w:r>
+              <w:rPr>
+                <w:rFonts w:ascii="Arial" w:cs="Arial" w:eastAsia="Arial" w:hAnsi="Arial"/>
+                <w:sz w:val="20"/>
+                <w:szCs w:val="20"/>
+              </w:rPr>
+              <w:br/>
+              <w:t xml:space="preserve"/>
+            </w:r>
+            <w:r>
+              <w:rPr>
+                <w:rFonts w:ascii="Arial" w:cs="Arial" w:eastAsia="Arial" w:hAnsi="Arial"/>
+                <w:b w:val="false"/>
+                <w:bCs w:val="false"/>
+                <w:i w:val="false"/>
+                <w:iCs w:val="false"/>
+                <w:color w:val="000000"/>
+                <w:sz w:val="20"/>
+                <w:szCs w:val="20"/>
+              </w:rPr>
+              <w:t xml:space="preserve">    What do you already know about how to create variables, assign values, and reassign them correctly?</w:t>
+            </w:r>
+            <w:r>
+              <w:rPr>
+                <w:rFonts w:ascii="Arial" w:cs="Arial" w:eastAsia="Arial" w:hAnsi="Arial"/>
+                <w:sz w:val="20"/>
+                <w:szCs w:val="20"/>
+              </w:rPr>
+              <w:br/>
+              <w:t xml:space="preserve"/>
+            </w:r>
+            <w:r>
+              <w:rPr>
+                <w:rFonts w:ascii="Arial" w:cs="Arial" w:eastAsia="Arial" w:hAnsi="Arial"/>
+                <w:sz w:val="20"/>
+                <w:szCs w:val="20"/>
+              </w:rPr>
+              <w:br/>
+              <w:t xml:space="preserve"/>
+            </w:r>
+            <w:r>
+              <w:rPr>
+                <w:rFonts w:ascii="Arial" w:cs="Arial" w:eastAsia="Arial" w:hAnsi="Arial"/>
+                <w:b/>
+                <w:bCs/>
+                <w:i w:val="false"/>
+                <w:iCs w:val="false"/>
+                <w:color w:val="000000"/>
+                <w:sz w:val="20"/>
+                <w:szCs w:val="20"/>
+              </w:rPr>
+              <w:t xml:space="preserve">Vocabulary Preview — </w:t>
+            </w:r>
+            <w:r>
+              <w:rPr>
+                <w:rFonts w:ascii="Arial" w:cs="Arial" w:eastAsia="Arial" w:hAnsi="Arial"/>
+                <w:b w:val="false"/>
+                <w:bCs w:val="false"/>
+                <w:i w:val="false"/>
+                <w:iCs w:val="false"/>
+                <w:color w:val="000000"/>
+                <w:sz w:val="20"/>
+                <w:szCs w:val="20"/>
+              </w:rPr>
+              <w:t xml:space="preserve">terms we'll use today:</w:t>
+            </w:r>
+            <w:r>
+              <w:rPr>
+                <w:rFonts w:ascii="Arial" w:cs="Arial" w:eastAsia="Arial" w:hAnsi="Arial"/>
+                <w:sz w:val="20"/>
+                <w:szCs w:val="20"/>
+              </w:rPr>
+              <w:br/>
+              <w:t xml:space="preserve"/>
+            </w:r>
+            <w:r>
+              <w:rPr>
+                <w:rFonts w:ascii="Arial" w:cs="Arial" w:eastAsia="Arial" w:hAnsi="Arial"/>
+                <w:b w:val="false"/>
+                <w:bCs w:val="false"/>
+                <w:i w:val="false"/>
+                <w:iCs w:val="false"/>
+                <w:color w:val="000000"/>
+                <w:sz w:val="20"/>
+                <w:szCs w:val="20"/>
+              </w:rPr>
+              <w:t xml:space="preserve">    • variable   •   Naming conventions   •   Assignment   •   Reassignment</w:t>
+            </w:r>
+            <w:r>
+              <w:rPr>
+                <w:rFonts w:ascii="Arial" w:cs="Arial" w:eastAsia="Arial" w:hAnsi="Arial"/>
+                <w:sz w:val="20"/>
+                <w:szCs w:val="20"/>
+              </w:rPr>
+              <w:br/>
+              <w:t xml:space="preserve"/>
+            </w:r>
+            <w:r>
+              <w:rPr>
+                <w:rFonts w:ascii="Arial" w:cs="Arial" w:eastAsia="Arial" w:hAnsi="Arial"/>
+                <w:sz w:val="20"/>
+                <w:szCs w:val="20"/>
+              </w:rPr>
+              <w:br/>
+              <w:t xml:space="preserve"/>
+            </w:r>
+            <w:r>
+              <w:rPr>
+                <w:rFonts w:ascii="Arial" w:cs="Arial" w:eastAsia="Arial" w:hAnsi="Arial"/>
+                <w:b w:val="false"/>
+                <w:bCs w:val="false"/>
+                <w:i/>
+                <w:iCs/>
+                <w:color w:val="444444"/>
+                <w:sz w:val="20"/>
+                <w:szCs w:val="20"/>
+              </w:rPr>
+              <w:t xml:space="preserve">Today's Goal: By the end of class you will be able to create variables, assign values, and reassign them correctly.</w:t>
+            </w:r>
+            <w:r>
+              <w:rPr>
+                <w:rFonts w:ascii="Arial" w:cs="Arial" w:eastAsia="Arial" w:hAnsi="Arial"/>
+                <w:sz w:val="20"/>
+                <w:szCs w:val="20"/>
+              </w:rPr>
+              <w:br/>
+              <w:t xml:space="preserve"/>
+            </w:r>
+            <w:r>
+              <w:rPr>
+                <w:rFonts w:ascii="Arial" w:cs="Arial" w:eastAsia="Arial" w:hAnsi="Arial"/>
+                <w:b w:val="false"/>
+                <w:bCs w:val="false"/>
+                <w:i/>
+                <w:iCs/>
+                <w:color w:val="555555"/>
+                <w:sz w:val="20"/>
+                <w:szCs w:val="20"/>
+              </w:rPr>
+              <w:t xml:space="preserve">→ Pair-share your response, then 2–3 students share with the class.</w:t>
             </w:r>
           </w:p>
         </w:tc>
@@ -319,9 +515,9 @@
               <w:right w:val="single" w:color="CCCCCC" w:sz="1"/>
             </w:tcBorders>
             <w:tcMar>
-              <w:top w:type="dxa" w:w="60"/>
+              <w:top w:type="dxa" w:w="80"/>
               <w:left w:type="dxa" w:w="120"/>
-              <w:bottom w:type="dxa" w:w="60"/>
+              <w:bottom w:type="dxa" w:w="80"/>
               <w:right w:type="dxa" w:w="120"/>
             </w:tcMar>
           </w:tcPr>
@@ -348,20 +544,468 @@
               <w:right w:val="single" w:color="CCCCCC" w:sz="1"/>
             </w:tcBorders>
             <w:tcMar>
-              <w:top w:type="dxa" w:w="60"/>
+              <w:top w:type="dxa" w:w="80"/>
               <w:left w:type="dxa" w:w="120"/>
-              <w:bottom w:type="dxa" w:w="60"/>
+              <w:bottom w:type="dxa" w:w="80"/>
               <w:right w:type="dxa" w:w="120"/>
             </w:tcMar>
           </w:tcPr>
           <w:p>
-            <w:r>
-              <w:rPr>
-                <w:rFonts w:ascii="Arial" w:cs="Arial" w:eastAsia="Arial" w:hAnsi="Arial"/>
-                <w:sz w:val="20"/>
-                <w:szCs w:val="20"/>
-              </w:rPr>
-              <w:t xml:space="preserve">Mini Lesson: Variables — Naming Rules, Assignment &amp; Reassignment</w:t>
+            <w:pPr>
+              <w:spacing w:after="80" w:before="80"/>
+            </w:pPr>
+            <w:r>
+              <w:rPr>
+                <w:rFonts w:ascii="Arial" w:cs="Arial" w:eastAsia="Arial" w:hAnsi="Arial"/>
+                <w:b/>
+                <w:bCs/>
+                <w:i w:val="false"/>
+                <w:iCs w:val="false"/>
+                <w:color w:val="000000"/>
+                <w:sz w:val="22"/>
+                <w:szCs w:val="22"/>
+              </w:rPr>
+              <w:t xml:space="preserve">Mini Lesson: </w:t>
+            </w:r>
+            <w:r>
+              <w:rPr>
+                <w:rFonts w:ascii="Arial" w:cs="Arial" w:eastAsia="Arial" w:hAnsi="Arial"/>
+                <w:b w:val="false"/>
+                <w:bCs w:val="false"/>
+                <w:i w:val="false"/>
+                <w:iCs w:val="false"/>
+                <w:color w:val="000000"/>
+                <w:sz w:val="22"/>
+                <w:szCs w:val="22"/>
+              </w:rPr>
+              <w:t xml:space="preserve">Variables — Naming Rules, Assignment &amp; Reassignment</w:t>
+            </w:r>
+            <w:r>
+              <w:rPr>
+                <w:rFonts w:ascii="Arial" w:cs="Arial" w:eastAsia="Arial" w:hAnsi="Arial"/>
+                <w:sz w:val="20"/>
+                <w:szCs w:val="20"/>
+              </w:rPr>
+              <w:br/>
+              <w:t xml:space="preserve"/>
+            </w:r>
+            <w:r>
+              <w:rPr>
+                <w:rFonts w:ascii="Arial" w:cs="Arial" w:eastAsia="Arial" w:hAnsi="Arial"/>
+                <w:sz w:val="20"/>
+                <w:szCs w:val="20"/>
+              </w:rPr>
+              <w:br/>
+              <w:t xml:space="preserve"/>
+            </w:r>
+            <w:r>
+              <w:rPr>
+                <w:rFonts w:ascii="Arial" w:cs="Arial" w:eastAsia="Arial" w:hAnsi="Arial"/>
+                <w:b/>
+                <w:bCs/>
+                <w:i/>
+                <w:iCs/>
+                <w:color w:val="000000"/>
+                <w:sz w:val="20"/>
+                <w:szCs w:val="20"/>
+              </w:rPr>
+              <w:t xml:space="preserve">Learning Target: </w:t>
+            </w:r>
+            <w:r>
+              <w:rPr>
+                <w:rFonts w:ascii="Arial" w:cs="Arial" w:eastAsia="Arial" w:hAnsi="Arial"/>
+                <w:b w:val="false"/>
+                <w:bCs w:val="false"/>
+                <w:i/>
+                <w:iCs/>
+                <w:color w:val="333333"/>
+                <w:sz w:val="20"/>
+                <w:szCs w:val="20"/>
+              </w:rPr>
+              <w:t xml:space="preserve">I can create variables, assign values, and reassign them correctly.</w:t>
+            </w:r>
+            <w:r>
+              <w:rPr>
+                <w:rFonts w:ascii="Arial" w:cs="Arial" w:eastAsia="Arial" w:hAnsi="Arial"/>
+                <w:sz w:val="20"/>
+                <w:szCs w:val="20"/>
+              </w:rPr>
+              <w:br/>
+              <w:t xml:space="preserve"/>
+            </w:r>
+            <w:r>
+              <w:rPr>
+                <w:rFonts w:ascii="Arial" w:cs="Arial" w:eastAsia="Arial" w:hAnsi="Arial"/>
+                <w:sz w:val="20"/>
+                <w:szCs w:val="20"/>
+              </w:rPr>
+              <w:br/>
+              <w:t xml:space="preserve"/>
+            </w:r>
+            <w:r>
+              <w:rPr>
+                <w:rFonts w:ascii="Arial" w:cs="Arial" w:eastAsia="Arial" w:hAnsi="Arial"/>
+                <w:b w:val="false"/>
+                <w:bCs w:val="false"/>
+                <w:i w:val="false"/>
+                <w:iCs w:val="false"/>
+                <w:color w:val="000000"/>
+                <w:sz w:val="20"/>
+                <w:szCs w:val="20"/>
+              </w:rPr>
+              <w:t xml:space="preserve">A variable is a named container that stores a value in the computer's memory. Think of it like a labeled box—you put something inside and give it a name so you can refer to it later. In Python, creating a variable is simple: variable_name = value</w:t>
+            </w:r>
+            <w:r>
+              <w:rPr>
+                <w:rFonts w:ascii="Arial" w:cs="Arial" w:eastAsia="Arial" w:hAnsi="Arial"/>
+                <w:sz w:val="20"/>
+                <w:szCs w:val="20"/>
+              </w:rPr>
+              <w:br/>
+              <w:t xml:space="preserve"/>
+            </w:r>
+            <w:r>
+              <w:rPr>
+                <w:rFonts w:ascii="Arial" w:cs="Arial" w:eastAsia="Arial" w:hAnsi="Arial"/>
+                <w:b w:val="false"/>
+                <w:bCs w:val="false"/>
+                <w:i w:val="false"/>
+                <w:iCs w:val="false"/>
+                <w:color w:val="000000"/>
+                <w:sz w:val="20"/>
+                <w:szCs w:val="20"/>
+              </w:rPr>
+              <w:t xml:space="preserve">Naming conventions (best practices):</w:t>
+            </w:r>
+            <w:r>
+              <w:rPr>
+                <w:rFonts w:ascii="Arial" w:cs="Arial" w:eastAsia="Arial" w:hAnsi="Arial"/>
+                <w:sz w:val="20"/>
+                <w:szCs w:val="20"/>
+              </w:rPr>
+              <w:br/>
+              <w:t xml:space="preserve"/>
+            </w:r>
+            <w:r>
+              <w:rPr>
+                <w:rFonts w:ascii="Arial" w:cs="Arial" w:eastAsia="Arial" w:hAnsi="Arial"/>
+                <w:sz w:val="20"/>
+                <w:szCs w:val="20"/>
+              </w:rPr>
+              <w:br/>
+              <w:t xml:space="preserve"/>
+            </w:r>
+            <w:r>
+              <w:rPr>
+                <w:rFonts w:ascii="Arial" w:cs="Arial" w:eastAsia="Arial" w:hAnsi="Arial"/>
+                <w:b/>
+                <w:bCs/>
+                <w:i w:val="false"/>
+                <w:iCs w:val="false"/>
+                <w:color w:val="000000"/>
+                <w:sz w:val="20"/>
+                <w:szCs w:val="20"/>
+              </w:rPr>
+              <w:t xml:space="preserve">Key Concepts:</w:t>
+            </w:r>
+            <w:r>
+              <w:rPr>
+                <w:rFonts w:ascii="Arial" w:cs="Arial" w:eastAsia="Arial" w:hAnsi="Arial"/>
+                <w:sz w:val="20"/>
+                <w:szCs w:val="20"/>
+              </w:rPr>
+              <w:br/>
+              <w:t xml:space="preserve"/>
+            </w:r>
+            <w:r>
+              <w:rPr>
+                <w:rFonts w:ascii="Arial" w:cs="Arial" w:eastAsia="Arial" w:hAnsi="Arial"/>
+                <w:b w:val="false"/>
+                <w:bCs w:val="false"/>
+                <w:i w:val="false"/>
+                <w:iCs w:val="false"/>
+                <w:color w:val="000000"/>
+                <w:sz w:val="20"/>
+                <w:szCs w:val="20"/>
+              </w:rPr>
+              <w:t xml:space="preserve">    • Cannot contain spaces; use underscores instead: first_name not first name</w:t>
+            </w:r>
+            <w:r>
+              <w:rPr>
+                <w:rFonts w:ascii="Arial" w:cs="Arial" w:eastAsia="Arial" w:hAnsi="Arial"/>
+                <w:sz w:val="20"/>
+                <w:szCs w:val="20"/>
+              </w:rPr>
+              <w:br/>
+              <w:t xml:space="preserve"/>
+            </w:r>
+            <w:r>
+              <w:rPr>
+                <w:rFonts w:ascii="Arial" w:cs="Arial" w:eastAsia="Arial" w:hAnsi="Arial"/>
+                <w:b w:val="false"/>
+                <w:bCs w:val="false"/>
+                <w:i w:val="false"/>
+                <w:iCs w:val="false"/>
+                <w:color w:val="000000"/>
+                <w:sz w:val="20"/>
+                <w:szCs w:val="20"/>
+              </w:rPr>
+              <w:t xml:space="preserve">    • Cannot start with a number: age1 is okay, 1age is not</w:t>
+            </w:r>
+            <w:r>
+              <w:rPr>
+                <w:rFonts w:ascii="Arial" w:cs="Arial" w:eastAsia="Arial" w:hAnsi="Arial"/>
+                <w:sz w:val="20"/>
+                <w:szCs w:val="20"/>
+              </w:rPr>
+              <w:br/>
+              <w:t xml:space="preserve"/>
+            </w:r>
+            <w:r>
+              <w:rPr>
+                <w:rFonts w:ascii="Arial" w:cs="Arial" w:eastAsia="Arial" w:hAnsi="Arial"/>
+                <w:b w:val="false"/>
+                <w:bCs w:val="false"/>
+                <w:i w:val="false"/>
+                <w:iCs w:val="false"/>
+                <w:color w:val="000000"/>
+                <w:sz w:val="20"/>
+                <w:szCs w:val="20"/>
+              </w:rPr>
+              <w:t xml:space="preserve">    • Cannot use special characters like !@#$%</w:t>
+            </w:r>
+            <w:r>
+              <w:rPr>
+                <w:rFonts w:ascii="Arial" w:cs="Arial" w:eastAsia="Arial" w:hAnsi="Arial"/>
+                <w:sz w:val="20"/>
+                <w:szCs w:val="20"/>
+              </w:rPr>
+              <w:br/>
+              <w:t xml:space="preserve"/>
+            </w:r>
+            <w:r>
+              <w:rPr>
+                <w:rFonts w:ascii="Arial" w:cs="Arial" w:eastAsia="Arial" w:hAnsi="Arial"/>
+                <w:b w:val="false"/>
+                <w:bCs w:val="false"/>
+                <w:i w:val="false"/>
+                <w:iCs w:val="false"/>
+                <w:color w:val="000000"/>
+                <w:sz w:val="20"/>
+                <w:szCs w:val="20"/>
+              </w:rPr>
+              <w:t xml:space="preserve">    • Cannot be Python keywords like print, if, while, for</w:t>
+            </w:r>
+            <w:r>
+              <w:rPr>
+                <w:rFonts w:ascii="Arial" w:cs="Arial" w:eastAsia="Arial" w:hAnsi="Arial"/>
+                <w:sz w:val="20"/>
+                <w:szCs w:val="20"/>
+              </w:rPr>
+              <w:br/>
+              <w:t xml:space="preserve"/>
+            </w:r>
+            <w:r>
+              <w:rPr>
+                <w:rFonts w:ascii="Arial" w:cs="Arial" w:eastAsia="Arial" w:hAnsi="Arial"/>
+                <w:b w:val="false"/>
+                <w:bCs w:val="false"/>
+                <w:i w:val="false"/>
+                <w:iCs w:val="false"/>
+                <w:color w:val="000000"/>
+                <w:sz w:val="20"/>
+                <w:szCs w:val="20"/>
+              </w:rPr>
+              <w:t xml:space="preserve">    • Are case-sensitive: score and Score are different variables</w:t>
+            </w:r>
+            <w:r>
+              <w:rPr>
+                <w:rFonts w:ascii="Arial" w:cs="Arial" w:eastAsia="Arial" w:hAnsi="Arial"/>
+                <w:sz w:val="20"/>
+                <w:szCs w:val="20"/>
+              </w:rPr>
+              <w:br/>
+              <w:t xml:space="preserve"/>
+            </w:r>
+            <w:r>
+              <w:rPr>
+                <w:rFonts w:ascii="Arial" w:cs="Arial" w:eastAsia="Arial" w:hAnsi="Arial"/>
+                <w:b w:val="false"/>
+                <w:bCs w:val="false"/>
+                <w:i w:val="false"/>
+                <w:iCs w:val="false"/>
+                <w:color w:val="000000"/>
+                <w:sz w:val="20"/>
+                <w:szCs w:val="20"/>
+              </w:rPr>
+              <w:t xml:space="preserve">    • Should be descriptive: student_name is better than x</w:t>
+            </w:r>
+            <w:r>
+              <w:rPr>
+                <w:rFonts w:ascii="Arial" w:cs="Arial" w:eastAsia="Arial" w:hAnsi="Arial"/>
+                <w:sz w:val="20"/>
+                <w:szCs w:val="20"/>
+              </w:rPr>
+              <w:br/>
+              <w:t xml:space="preserve"/>
+            </w:r>
+            <w:r>
+              <w:rPr>
+                <w:rFonts w:ascii="Arial" w:cs="Arial" w:eastAsia="Arial" w:hAnsi="Arial"/>
+                <w:b w:val="false"/>
+                <w:bCs w:val="false"/>
+                <w:i w:val="false"/>
+                <w:iCs w:val="false"/>
+                <w:color w:val="000000"/>
+                <w:sz w:val="20"/>
+                <w:szCs w:val="20"/>
+              </w:rPr>
+              <w:t xml:space="preserve">    • Use lowercase with underscores: my_age, favorite_color</w:t>
+            </w:r>
+            <w:r>
+              <w:rPr>
+                <w:rFonts w:ascii="Arial" w:cs="Arial" w:eastAsia="Arial" w:hAnsi="Arial"/>
+                <w:sz w:val="20"/>
+                <w:szCs w:val="20"/>
+              </w:rPr>
+              <w:br/>
+              <w:t xml:space="preserve"/>
+            </w:r>
+            <w:r>
+              <w:rPr>
+                <w:rFonts w:ascii="Arial" w:cs="Arial" w:eastAsia="Arial" w:hAnsi="Arial"/>
+                <w:b w:val="false"/>
+                <w:bCs w:val="false"/>
+                <w:i w:val="false"/>
+                <w:iCs w:val="false"/>
+                <w:color w:val="000000"/>
+                <w:sz w:val="20"/>
+                <w:szCs w:val="20"/>
+              </w:rPr>
+              <w:t xml:space="preserve">    • Avoid single letters unless it's a loop counter: use total_score not s</w:t>
+            </w:r>
+            <w:r>
+              <w:rPr>
+                <w:rFonts w:ascii="Arial" w:cs="Arial" w:eastAsia="Arial" w:hAnsi="Arial"/>
+                <w:sz w:val="20"/>
+                <w:szCs w:val="20"/>
+              </w:rPr>
+              <w:br/>
+              <w:t xml:space="preserve"/>
+            </w:r>
+            <w:r>
+              <w:rPr>
+                <w:rFonts w:ascii="Arial" w:cs="Arial" w:eastAsia="Arial" w:hAnsi="Arial"/>
+                <w:sz w:val="20"/>
+                <w:szCs w:val="20"/>
+              </w:rPr>
+              <w:br/>
+              <w:t xml:space="preserve"/>
+            </w:r>
+            <w:r>
+              <w:rPr>
+                <w:rFonts w:ascii="Arial" w:cs="Arial" w:eastAsia="Arial" w:hAnsi="Arial"/>
+                <w:b/>
+                <w:bCs/>
+                <w:i w:val="false"/>
+                <w:iCs w:val="false"/>
+                <w:color w:val="000000"/>
+                <w:sz w:val="20"/>
+                <w:szCs w:val="20"/>
+              </w:rPr>
+              <w:t xml:space="preserve">Vocabulary: </w:t>
+            </w:r>
+            <w:r>
+              <w:rPr>
+                <w:rFonts w:ascii="Arial" w:cs="Arial" w:eastAsia="Arial" w:hAnsi="Arial"/>
+                <w:b w:val="false"/>
+                <w:bCs w:val="false"/>
+                <w:i w:val="false"/>
+                <w:iCs w:val="false"/>
+                <w:color w:val="000000"/>
+                <w:sz w:val="20"/>
+                <w:szCs w:val="20"/>
+              </w:rPr>
+              <w:t xml:space="preserve">variable, Naming conventions, Assignment, Reassignment</w:t>
+            </w:r>
+            <w:r>
+              <w:rPr>
+                <w:rFonts w:ascii="Arial" w:cs="Arial" w:eastAsia="Arial" w:hAnsi="Arial"/>
+                <w:sz w:val="20"/>
+                <w:szCs w:val="20"/>
+              </w:rPr>
+              <w:br/>
+              <w:t xml:space="preserve"/>
+            </w:r>
+            <w:r>
+              <w:rPr>
+                <w:rFonts w:ascii="Arial" w:cs="Arial" w:eastAsia="Arial" w:hAnsi="Arial"/>
+                <w:sz w:val="20"/>
+                <w:szCs w:val="20"/>
+              </w:rPr>
+              <w:br/>
+              <w:t xml:space="preserve"/>
+            </w:r>
+            <w:r>
+              <w:rPr>
+                <w:rFonts w:ascii="Arial" w:cs="Arial" w:eastAsia="Arial" w:hAnsi="Arial"/>
+                <w:b/>
+                <w:bCs/>
+                <w:i/>
+                <w:iCs/>
+                <w:color w:val="555555"/>
+                <w:sz w:val="20"/>
+                <w:szCs w:val="20"/>
+              </w:rPr>
+              <w:t xml:space="preserve">→ Live Demo — </w:t>
+            </w:r>
+            <w:r>
+              <w:rPr>
+                <w:rFonts w:ascii="Arial" w:cs="Arial" w:eastAsia="Arial" w:hAnsi="Arial"/>
+                <w:b w:val="false"/>
+                <w:bCs w:val="false"/>
+                <w:i/>
+                <w:iCs/>
+                <w:color w:val="555555"/>
+                <w:sz w:val="20"/>
+                <w:szCs w:val="20"/>
+              </w:rPr>
+              <w:t xml:space="preserve">type examples as students follow along in their own editor.</w:t>
+            </w:r>
+            <w:r>
+              <w:rPr>
+                <w:rFonts w:ascii="Arial" w:cs="Arial" w:eastAsia="Arial" w:hAnsi="Arial"/>
+                <w:sz w:val="20"/>
+                <w:szCs w:val="20"/>
+              </w:rPr>
+              <w:br/>
+              <w:t xml:space="preserve"/>
+            </w:r>
+            <w:r>
+              <w:rPr>
+                <w:rFonts w:ascii="Arial" w:cs="Arial" w:eastAsia="Arial" w:hAnsi="Arial"/>
+                <w:b/>
+                <w:bCs/>
+                <w:i/>
+                <w:iCs/>
+                <w:color w:val="555555"/>
+                <w:sz w:val="20"/>
+                <w:szCs w:val="20"/>
+              </w:rPr>
+              <w:t xml:space="preserve">→ Check for Understanding: </w:t>
+            </w:r>
+            <w:r>
+              <w:rPr>
+                <w:rFonts w:ascii="Arial" w:cs="Arial" w:eastAsia="Arial" w:hAnsi="Arial"/>
+                <w:b w:val="false"/>
+                <w:bCs w:val="false"/>
+                <w:i/>
+                <w:iCs/>
+                <w:color w:val="555555"/>
+                <w:sz w:val="20"/>
+                <w:szCs w:val="20"/>
+              </w:rPr>
+              <w:t xml:space="preserve">pause and cold-call: “Can someone explain what we just did in their own words?”</w:t>
             </w:r>
           </w:p>
         </w:tc>
@@ -377,9 +1021,9 @@
               <w:right w:val="single" w:color="CCCCCC" w:sz="1"/>
             </w:tcBorders>
             <w:tcMar>
-              <w:top w:type="dxa" w:w="60"/>
+              <w:top w:type="dxa" w:w="80"/>
               <w:left w:type="dxa" w:w="120"/>
-              <w:bottom w:type="dxa" w:w="60"/>
+              <w:bottom w:type="dxa" w:w="80"/>
               <w:right w:type="dxa" w:w="120"/>
             </w:tcMar>
           </w:tcPr>
@@ -406,20 +1050,90 @@
               <w:right w:val="single" w:color="CCCCCC" w:sz="1"/>
             </w:tcBorders>
             <w:tcMar>
-              <w:top w:type="dxa" w:w="60"/>
+              <w:top w:type="dxa" w:w="80"/>
               <w:left w:type="dxa" w:w="120"/>
-              <w:bottom w:type="dxa" w:w="60"/>
+              <w:bottom w:type="dxa" w:w="80"/>
               <w:right w:type="dxa" w:w="120"/>
             </w:tcMar>
           </w:tcPr>
           <w:p>
-            <w:r>
-              <w:rPr>
-                <w:rFonts w:ascii="Arial" w:cs="Arial" w:eastAsia="Arial" w:hAnsi="Arial"/>
-                <w:sz w:val="20"/>
-                <w:szCs w:val="20"/>
+            <w:pPr>
+              <w:spacing w:after="80" w:before="80"/>
+            </w:pPr>
+            <w:r>
+              <w:rPr>
+                <w:rFonts w:ascii="Arial" w:cs="Arial" w:eastAsia="Arial" w:hAnsi="Arial"/>
+                <w:b/>
+                <w:bCs/>
+                <w:i w:val="false"/>
+                <w:iCs w:val="false"/>
+                <w:color w:val="000000"/>
+                <w:sz w:val="22"/>
+                <w:szCs w:val="22"/>
               </w:rPr>
               <w:t xml:space="preserve">Guided Practice</w:t>
+            </w:r>
+            <w:r>
+              <w:rPr>
+                <w:rFonts w:ascii="Arial" w:cs="Arial" w:eastAsia="Arial" w:hAnsi="Arial"/>
+                <w:sz w:val="20"/>
+                <w:szCs w:val="20"/>
+              </w:rPr>
+              <w:br/>
+              <w:t xml:space="preserve"/>
+            </w:r>
+            <w:r>
+              <w:rPr>
+                <w:rFonts w:ascii="Arial" w:cs="Arial" w:eastAsia="Arial" w:hAnsi="Arial"/>
+                <w:sz w:val="20"/>
+                <w:szCs w:val="20"/>
+              </w:rPr>
+              <w:br/>
+              <w:t xml:space="preserve"/>
+            </w:r>
+            <w:r>
+              <w:rPr>
+                <w:rFonts w:ascii="Arial" w:cs="Arial" w:eastAsia="Arial" w:hAnsi="Arial"/>
+                <w:b w:val="false"/>
+                <w:bCs w:val="false"/>
+                <w:i w:val="false"/>
+                <w:iCs w:val="false"/>
+                <w:color w:val="000000"/>
+                <w:sz w:val="20"/>
+                <w:szCs w:val="20"/>
+              </w:rPr>
+              <w:t xml:space="preserve">Create a program that:</w:t>
+            </w:r>
+            <w:r>
+              <w:rPr>
+                <w:rFonts w:ascii="Arial" w:cs="Arial" w:eastAsia="Arial" w:hAnsi="Arial"/>
+                <w:sz w:val="20"/>
+                <w:szCs w:val="20"/>
+              </w:rPr>
+              <w:br/>
+              <w:t xml:space="preserve"/>
+            </w:r>
+            <w:r>
+              <w:rPr>
+                <w:rFonts w:ascii="Arial" w:cs="Arial" w:eastAsia="Arial" w:hAnsi="Arial"/>
+                <w:sz w:val="20"/>
+                <w:szCs w:val="20"/>
+              </w:rPr>
+              <w:br/>
+              <w:t xml:space="preserve"/>
+            </w:r>
+            <w:r>
+              <w:rPr>
+                <w:rFonts w:ascii="Arial" w:cs="Arial" w:eastAsia="Arial" w:hAnsi="Arial"/>
+                <w:b w:val="false"/>
+                <w:bCs w:val="false"/>
+                <w:i/>
+                <w:iCs/>
+                <w:color w:val="555555"/>
+                <w:sz w:val="20"/>
+                <w:szCs w:val="20"/>
+              </w:rPr>
+              <w:t xml:space="preserve">→ Teacher models — students try alongside, then compare results.</w:t>
             </w:r>
           </w:p>
         </w:tc>
@@ -435,9 +1149,9 @@
               <w:right w:val="single" w:color="CCCCCC" w:sz="1"/>
             </w:tcBorders>
             <w:tcMar>
-              <w:top w:type="dxa" w:w="60"/>
+              <w:top w:type="dxa" w:w="80"/>
               <w:left w:type="dxa" w:w="120"/>
-              <w:bottom w:type="dxa" w:w="60"/>
+              <w:bottom w:type="dxa" w:w="80"/>
               <w:right w:type="dxa" w:w="120"/>
             </w:tcMar>
           </w:tcPr>
@@ -450,7 +1164,7 @@
                 <w:sz w:val="20"/>
                 <w:szCs w:val="20"/>
               </w:rPr>
-              <w:t xml:space="preserve">15-20 min</w:t>
+              <w:t xml:space="preserve">15–20 min</w:t>
             </w:r>
           </w:p>
         </w:tc>
@@ -464,20 +1178,164 @@
               <w:right w:val="single" w:color="CCCCCC" w:sz="1"/>
             </w:tcBorders>
             <w:tcMar>
-              <w:top w:type="dxa" w:w="60"/>
+              <w:top w:type="dxa" w:w="80"/>
               <w:left w:type="dxa" w:w="120"/>
-              <w:bottom w:type="dxa" w:w="60"/>
+              <w:bottom w:type="dxa" w:w="80"/>
               <w:right w:type="dxa" w:w="120"/>
             </w:tcMar>
           </w:tcPr>
           <w:p>
-            <w:r>
-              <w:rPr>
-                <w:rFonts w:ascii="Arial" w:cs="Arial" w:eastAsia="Arial" w:hAnsi="Arial"/>
-                <w:sz w:val="20"/>
-                <w:szCs w:val="20"/>
+            <w:pPr>
+              <w:spacing w:after="80" w:before="80"/>
+            </w:pPr>
+            <w:r>
+              <w:rPr>
+                <w:rFonts w:ascii="Arial" w:cs="Arial" w:eastAsia="Arial" w:hAnsi="Arial"/>
+                <w:b/>
+                <w:bCs/>
+                <w:i w:val="false"/>
+                <w:iCs w:val="false"/>
+                <w:color w:val="000000"/>
+                <w:sz w:val="22"/>
+                <w:szCs w:val="22"/>
               </w:rPr>
               <w:t xml:space="preserve">Independent Practice / Code Along</w:t>
+            </w:r>
+            <w:r>
+              <w:rPr>
+                <w:rFonts w:ascii="Arial" w:cs="Arial" w:eastAsia="Arial" w:hAnsi="Arial"/>
+                <w:sz w:val="20"/>
+                <w:szCs w:val="20"/>
+              </w:rPr>
+              <w:br/>
+              <w:t xml:space="preserve"/>
+            </w:r>
+            <w:r>
+              <w:rPr>
+                <w:rFonts w:ascii="Arial" w:cs="Arial" w:eastAsia="Arial" w:hAnsi="Arial"/>
+                <w:b/>
+                <w:bCs/>
+                <w:i w:val="false"/>
+                <w:iCs w:val="false"/>
+                <w:color w:val="000000"/>
+                <w:sz w:val="20"/>
+                <w:szCs w:val="20"/>
+              </w:rPr>
+              <w:t xml:space="preserve">    Beginner: </w:t>
+            </w:r>
+            <w:r>
+              <w:rPr>
+                <w:rFonts w:ascii="Arial" w:cs="Arial" w:eastAsia="Arial" w:hAnsi="Arial"/>
+                <w:b w:val="false"/>
+                <w:bCs w:val="false"/>
+                <w:i w:val="false"/>
+                <w:iCs w:val="false"/>
+                <w:color w:val="000000"/>
+                <w:sz w:val="20"/>
+                <w:szCs w:val="20"/>
+              </w:rPr>
+              <w:t xml:space="preserve">Declare one variable for each piece of information: your name, your age, your height (as a decimal), and whether you're a student. Then prin…</w:t>
+            </w:r>
+            <w:r>
+              <w:rPr>
+                <w:rFonts w:ascii="Arial" w:cs="Arial" w:eastAsia="Arial" w:hAnsi="Arial"/>
+                <w:sz w:val="20"/>
+                <w:szCs w:val="20"/>
+              </w:rPr>
+              <w:br/>
+              <w:t xml:space="preserve"/>
+            </w:r>
+            <w:r>
+              <w:rPr>
+                <w:rFonts w:ascii="Arial" w:cs="Arial" w:eastAsia="Arial" w:hAnsi="Arial"/>
+                <w:b/>
+                <w:bCs/>
+                <w:i w:val="false"/>
+                <w:iCs w:val="false"/>
+                <w:color w:val="000000"/>
+                <w:sz w:val="20"/>
+                <w:szCs w:val="20"/>
+              </w:rPr>
+              <w:t xml:space="preserve">    Intermediate: </w:t>
+            </w:r>
+            <w:r>
+              <w:rPr>
+                <w:rFonts w:ascii="Arial" w:cs="Arial" w:eastAsia="Arial" w:hAnsi="Arial"/>
+                <w:b w:val="false"/>
+                <w:bCs w:val="false"/>
+                <w:i w:val="false"/>
+                <w:iCs w:val="false"/>
+                <w:color w:val="000000"/>
+                <w:sz w:val="20"/>
+                <w:szCs w:val="20"/>
+              </w:rPr>
+              <w:t xml:space="preserve">Create a program that demonstrates variable reassignment. Start with x = 5, print it, then change it to x = 15, and print it again. Add comm…</w:t>
+            </w:r>
+            <w:r>
+              <w:rPr>
+                <w:rFonts w:ascii="Arial" w:cs="Arial" w:eastAsia="Arial" w:hAnsi="Arial"/>
+                <w:sz w:val="20"/>
+                <w:szCs w:val="20"/>
+              </w:rPr>
+              <w:br/>
+              <w:t xml:space="preserve"/>
+            </w:r>
+            <w:r>
+              <w:rPr>
+                <w:rFonts w:ascii="Arial" w:cs="Arial" w:eastAsia="Arial" w:hAnsi="Arial"/>
+                <w:b/>
+                <w:bCs/>
+                <w:i w:val="false"/>
+                <w:iCs w:val="false"/>
+                <w:color w:val="000000"/>
+                <w:sz w:val="20"/>
+                <w:szCs w:val="20"/>
+              </w:rPr>
+              <w:t xml:space="preserve">    Challenge: </w:t>
+            </w:r>
+            <w:r>
+              <w:rPr>
+                <w:rFonts w:ascii="Arial" w:cs="Arial" w:eastAsia="Arial" w:hAnsi="Arial"/>
+                <w:b w:val="false"/>
+                <w:bCs w:val="false"/>
+                <w:i w:val="false"/>
+                <w:iCs w:val="false"/>
+                <w:color w:val="000000"/>
+                <w:sz w:val="20"/>
+                <w:szCs w:val="20"/>
+              </w:rPr>
+              <w:t xml:space="preserve">Create a program that demonstrates that score and Score are different variables by assigning different values to each and printing both. ---…</w:t>
+            </w:r>
+            <w:r>
+              <w:rPr>
+                <w:rFonts w:ascii="Arial" w:cs="Arial" w:eastAsia="Arial" w:hAnsi="Arial"/>
+                <w:sz w:val="20"/>
+                <w:szCs w:val="20"/>
+              </w:rPr>
+              <w:br/>
+              <w:t xml:space="preserve"/>
+            </w:r>
+            <w:r>
+              <w:rPr>
+                <w:rFonts w:ascii="Arial" w:cs="Arial" w:eastAsia="Arial" w:hAnsi="Arial"/>
+                <w:sz w:val="20"/>
+                <w:szCs w:val="20"/>
+              </w:rPr>
+              <w:br/>
+              <w:t xml:space="preserve"/>
+            </w:r>
+            <w:r>
+              <w:rPr>
+                <w:rFonts w:ascii="Arial" w:cs="Arial" w:eastAsia="Arial" w:hAnsi="Arial"/>
+                <w:b w:val="false"/>
+                <w:bCs w:val="false"/>
+                <w:i/>
+                <w:iCs/>
+                <w:color w:val="555555"/>
+                <w:sz w:val="20"/>
+                <w:szCs w:val="20"/>
+              </w:rPr>
+              <w:t xml:space="preserve">→ Teacher circulates — offer hints, check for understanding.</w:t>
             </w:r>
           </w:p>
         </w:tc>
@@ -493,9 +1351,9 @@
               <w:right w:val="single" w:color="CCCCCC" w:sz="1"/>
             </w:tcBorders>
             <w:tcMar>
-              <w:top w:type="dxa" w:w="60"/>
+              <w:top w:type="dxa" w:w="80"/>
               <w:left w:type="dxa" w:w="120"/>
-              <w:bottom w:type="dxa" w:w="60"/>
+              <w:bottom w:type="dxa" w:w="80"/>
               <w:right w:type="dxa" w:w="120"/>
             </w:tcMar>
           </w:tcPr>
@@ -522,20 +1380,90 @@
               <w:right w:val="single" w:color="CCCCCC" w:sz="1"/>
             </w:tcBorders>
             <w:tcMar>
-              <w:top w:type="dxa" w:w="60"/>
+              <w:top w:type="dxa" w:w="80"/>
               <w:left w:type="dxa" w:w="120"/>
-              <w:bottom w:type="dxa" w:w="60"/>
+              <w:bottom w:type="dxa" w:w="80"/>
               <w:right w:type="dxa" w:w="120"/>
             </w:tcMar>
           </w:tcPr>
           <w:p>
-            <w:r>
-              <w:rPr>
-                <w:rFonts w:ascii="Arial" w:cs="Arial" w:eastAsia="Arial" w:hAnsi="Arial"/>
-                <w:sz w:val="20"/>
-                <w:szCs w:val="20"/>
+            <w:pPr>
+              <w:spacing w:after="80" w:before="80"/>
+            </w:pPr>
+            <w:r>
+              <w:rPr>
+                <w:rFonts w:ascii="Arial" w:cs="Arial" w:eastAsia="Arial" w:hAnsi="Arial"/>
+                <w:b/>
+                <w:bCs/>
+                <w:i w:val="false"/>
+                <w:iCs w:val="false"/>
+                <w:color w:val="000000"/>
+                <w:sz w:val="22"/>
+                <w:szCs w:val="22"/>
               </w:rPr>
               <w:t xml:space="preserve">Exit Ticket / Wrap-Up</w:t>
+            </w:r>
+            <w:r>
+              <w:rPr>
+                <w:rFonts w:ascii="Arial" w:cs="Arial" w:eastAsia="Arial" w:hAnsi="Arial"/>
+                <w:sz w:val="20"/>
+                <w:szCs w:val="20"/>
+              </w:rPr>
+              <w:br/>
+              <w:t xml:space="preserve"/>
+            </w:r>
+            <w:r>
+              <w:rPr>
+                <w:rFonts w:ascii="Arial" w:cs="Arial" w:eastAsia="Arial" w:hAnsi="Arial"/>
+                <w:sz w:val="20"/>
+                <w:szCs w:val="20"/>
+              </w:rPr>
+              <w:br/>
+              <w:t xml:space="preserve"/>
+            </w:r>
+            <w:r>
+              <w:rPr>
+                <w:rFonts w:ascii="Arial" w:cs="Arial" w:eastAsia="Arial" w:hAnsi="Arial"/>
+                <w:b w:val="false"/>
+                <w:bCs w:val="false"/>
+                <w:i w:val="false"/>
+                <w:iCs w:val="false"/>
+                <w:color w:val="000000"/>
+                <w:sz w:val="20"/>
+                <w:szCs w:val="20"/>
+              </w:rPr>
+              <w:t xml:space="preserve">Quick Check: Create variables, assign values, and reassign them correctly?</w:t>
+            </w:r>
+            <w:r>
+              <w:rPr>
+                <w:rFonts w:ascii="Arial" w:cs="Arial" w:eastAsia="Arial" w:hAnsi="Arial"/>
+                <w:sz w:val="20"/>
+                <w:szCs w:val="20"/>
+              </w:rPr>
+              <w:br/>
+              <w:t xml:space="preserve"/>
+            </w:r>
+            <w:r>
+              <w:rPr>
+                <w:rFonts w:ascii="Arial" w:cs="Arial" w:eastAsia="Arial" w:hAnsi="Arial"/>
+                <w:sz w:val="20"/>
+                <w:szCs w:val="20"/>
+              </w:rPr>
+              <w:br/>
+              <w:t xml:space="preserve"/>
+            </w:r>
+            <w:r>
+              <w:rPr>
+                <w:rFonts w:ascii="Arial" w:cs="Arial" w:eastAsia="Arial" w:hAnsi="Arial"/>
+                <w:b w:val="false"/>
+                <w:bCs w:val="false"/>
+                <w:i/>
+                <w:iCs/>
+                <w:color w:val="555555"/>
+                <w:sz w:val="20"/>
+                <w:szCs w:val="20"/>
+              </w:rPr>
+              <w:t xml:space="preserve">→ 3–2–1: Name 3 things learned, 2 new vocab words, 1 question you still have.</w:t>
             </w:r>
           </w:p>
         </w:tc>
@@ -895,19 +1823,6 @@
                 <w:sz w:val="18"/>
                 <w:szCs w:val="18"/>
               </w:rPr>
-              <w:t xml:space="preserve"># Creating variables and assigning values</w:t>
-            </w:r>
-          </w:p>
-          <w:p>
-            <w:pPr>
-              <w:spacing w:after="20"/>
-            </w:pPr>
-            <w:r>
-              <w:rPr>
-                <w:rFonts w:ascii="Courier New" w:cs="Courier New" w:eastAsia="Courier New" w:hAnsi="Courier New"/>
-                <w:sz w:val="18"/>
-                <w:szCs w:val="18"/>
-              </w:rPr>
               <w:t xml:space="preserve">name = "Morgan"</w:t>
             </w:r>
           </w:p>
@@ -1038,7 +1953,7 @@
                 <w:sz w:val="18"/>
                 <w:szCs w:val="18"/>
               </w:rPr>
-              <w:t xml:space="preserve"># Reassigning variables (changing the value)</w:t>
+              <w:t xml:space="preserve"> </w:t>
             </w:r>
           </w:p>
           <w:p>
@@ -1116,7 +2031,7 @@
                 <w:sz w:val="18"/>
                 <w:szCs w:val="18"/>
               </w:rPr>
-              <w:t xml:space="preserve"># Multiple assignment (assigning multiple variables at once)</w:t>
+              <w:t xml:space="preserve"> </w:t>
             </w:r>
           </w:p>
           <w:p>
@@ -1168,7 +2083,7 @@
                 <w:sz w:val="18"/>
                 <w:szCs w:val="18"/>
               </w:rPr>
-              <w:t xml:space="preserve"># Using variables in output</w:t>
+              <w:t xml:space="preserve"> </w:t>
             </w:r>
           </w:p>
           <w:p>
@@ -1261,19 +2176,6 @@
                 <w:sz w:val="18"/>
                 <w:szCs w:val="18"/>
               </w:rPr>
-              <w:t xml:space="preserve"># Starter code</w:t>
-            </w:r>
-          </w:p>
-          <w:p>
-            <w:pPr>
-              <w:spacing w:after="20"/>
-            </w:pPr>
-            <w:r>
-              <w:rPr>
-                <w:rFonts w:ascii="Courier New" w:cs="Courier New" w:eastAsia="Courier New" w:hAnsi="Courier New"/>
-                <w:sz w:val="18"/>
-                <w:szCs w:val="18"/>
-              </w:rPr>
               <w:t xml:space="preserve">my_name =</w:t>
             </w:r>
           </w:p>
@@ -1393,19 +2295,6 @@
                 <w:sz w:val="18"/>
                 <w:szCs w:val="18"/>
               </w:rPr>
-              <w:t xml:space="preserve"># Problem 1 Example</w:t>
-            </w:r>
-          </w:p>
-          <w:p>
-            <w:pPr>
-              <w:spacing w:after="20"/>
-            </w:pPr>
-            <w:r>
-              <w:rPr>
-                <w:rFonts w:ascii="Courier New" w:cs="Courier New" w:eastAsia="Courier New" w:hAnsi="Courier New"/>
-                <w:sz w:val="18"/>
-                <w:szCs w:val="18"/>
-              </w:rPr>
               <w:t xml:space="preserve">my_name = "Taylor"</w:t>
             </w:r>
           </w:p>
@@ -1536,7 +2425,7 @@
                 <w:sz w:val="18"/>
                 <w:szCs w:val="18"/>
               </w:rPr>
-              <w:t xml:space="preserve"># Problem 2 Example</w:t>
+              <w:t xml:space="preserve"> </w:t>
             </w:r>
           </w:p>
           <w:p>
@@ -1614,7 +2503,7 @@
                 <w:sz w:val="18"/>
                 <w:szCs w:val="18"/>
               </w:rPr>
-              <w:t xml:space="preserve"># Problem 3 Example</w:t>
+              <w:t xml:space="preserve"> </w:t>
             </w:r>
           </w:p>
           <w:p>

--- a/Coding 1 - year/Unit 1 - Intro to Programming/Daily Lesson Plans/Word/Day 6.docx
+++ b/Coding 1 - year/Unit 1 - Intro to Programming/Daily Lesson Plans/Word/Day 6.docx
@@ -380,7 +380,7 @@
                 <w:sz w:val="20"/>
                 <w:szCs w:val="20"/>
               </w:rPr>
-              <w:t xml:space="preserve">    What do you already know about how to create variables, assign values, and reassign them correctly?</w:t>
+              <w:t xml:space="preserve">    If you were going to create variables, assign values, and reassign them correctly, what pieces or steps would you need? Brainstorm a quick list.</w:t>
             </w:r>
             <w:r>
               <w:rPr>
@@ -477,7 +477,7 @@
                 <w:sz w:val="20"/>
                 <w:szCs w:val="20"/>
               </w:rPr>
-              <w:t xml:space="preserve">Today's Goal: By the end of class you will be able to create variables, assign values, and reassign them correctly.</w:t>
+              <w:t xml:space="preserve">Today’s Goal: By the end of class you will be able to create variables, assign values, and reassign them correctly.</w:t>
             </w:r>
             <w:r>
               <w:rPr>
@@ -1432,7 +1432,7 @@
                 <w:sz w:val="20"/>
                 <w:szCs w:val="20"/>
               </w:rPr>
-              <w:t xml:space="preserve">Quick Check: Create variables, assign values, and reassign them correctly?</w:t>
+              <w:t xml:space="preserve">What are the 2-3 most important steps when you create variables, assign values, and reassign them correctly? What could go wrong if you skip one?</w:t>
             </w:r>
             <w:r>
               <w:rPr>
